--- a/user stories.docx
+++ b/user stories.docx
@@ -27,16 +27,8 @@
         <w:rPr>
           <w:lang w:val="en-US"/>
         </w:rPr>
-        <w:t xml:space="preserve"> </w:t>
+        <w:t xml:space="preserve"> HearMe</w:t>
       </w:r>
-      <w:proofErr w:type="spellStart"/>
-      <w:r>
-        <w:rPr>
-          <w:lang w:val="en-US"/>
-        </w:rPr>
-        <w:t>HearMe</w:t>
-      </w:r>
-      <w:proofErr w:type="spellEnd"/>
       <w:r>
         <w:rPr>
           <w:lang w:val="en-US"/>
@@ -50,7 +42,6 @@
         <w:tab/>
         <w:t xml:space="preserve">Group </w:t>
       </w:r>
-      <w:proofErr w:type="gramStart"/>
       <w:r>
         <w:rPr>
           <w:lang w:val="en-US"/>
@@ -69,7 +60,6 @@
         </w:rPr>
         <w:t>10</w:t>
       </w:r>
-      <w:proofErr w:type="gramEnd"/>
     </w:p>
     <w:p>
       <w:pPr>
@@ -97,11 +87,11 @@
         <w:tblLook w:val="04A0" w:firstRow="1" w:lastRow="0" w:firstColumn="1" w:lastColumn="0" w:noHBand="0" w:noVBand="1"/>
       </w:tblPr>
       <w:tblGrid>
-        <w:gridCol w:w="440"/>
-        <w:gridCol w:w="2016"/>
+        <w:gridCol w:w="441"/>
+        <w:gridCol w:w="2018"/>
         <w:gridCol w:w="1597"/>
-        <w:gridCol w:w="2810"/>
-        <w:gridCol w:w="2153"/>
+        <w:gridCol w:w="2821"/>
+        <w:gridCol w:w="2139"/>
       </w:tblGrid>
       <w:tr>
         <w:trPr>
@@ -143,7 +133,7 @@
         </w:tc>
         <w:tc>
           <w:tcPr>
-            <w:tcW w:w="2106" w:type="dxa"/>
+            <w:tcW w:w="2018" w:type="dxa"/>
             <w:shd w:val="clear" w:color="auto" w:fill="F7CAAC" w:themeFill="accent2" w:themeFillTint="66"/>
           </w:tcPr>
           <w:p>
@@ -174,7 +164,7 @@
         </w:tc>
         <w:tc>
           <w:tcPr>
-            <w:tcW w:w="902" w:type="dxa"/>
+            <w:tcW w:w="1597" w:type="dxa"/>
             <w:shd w:val="clear" w:color="auto" w:fill="F7CAAC" w:themeFill="accent2" w:themeFillTint="66"/>
           </w:tcPr>
           <w:p>
@@ -205,7 +195,7 @@
         </w:tc>
         <w:tc>
           <w:tcPr>
-            <w:tcW w:w="3209" w:type="dxa"/>
+            <w:tcW w:w="2821" w:type="dxa"/>
             <w:shd w:val="clear" w:color="auto" w:fill="F7CAAC" w:themeFill="accent2" w:themeFillTint="66"/>
           </w:tcPr>
           <w:p>
@@ -236,7 +226,7 @@
         </w:tc>
         <w:tc>
           <w:tcPr>
-            <w:tcW w:w="2358" w:type="dxa"/>
+            <w:tcW w:w="2139" w:type="dxa"/>
             <w:shd w:val="clear" w:color="auto" w:fill="F7CAAC" w:themeFill="accent2" w:themeFillTint="66"/>
           </w:tcPr>
           <w:p>
@@ -292,57 +282,57 @@
         </w:tc>
         <w:tc>
           <w:tcPr>
-            <w:tcW w:w="2106" w:type="dxa"/>
-          </w:tcPr>
-          <w:p>
-            <w:pPr>
-              <w:jc w:val="center"/>
-              <w:rPr>
-                <w:b/>
-                <w:bCs/>
-                <w:lang w:val="en-US"/>
-              </w:rPr>
-            </w:pPr>
-            <w:r>
-              <w:rPr>
-                <w:b/>
-                <w:bCs/>
-                <w:lang w:val="en-US"/>
-              </w:rPr>
-              <w:t>Emergency Contact</w:t>
-            </w:r>
-          </w:p>
-          <w:p>
-            <w:pPr>
-              <w:jc w:val="center"/>
-              <w:rPr>
-                <w:b/>
-                <w:bCs/>
-                <w:lang w:val="en-US"/>
-              </w:rPr>
-            </w:pPr>
-            <w:r>
-              <w:rPr>
-                <w:b/>
-                <w:bCs/>
-                <w:lang w:val="en-US"/>
-              </w:rPr>
-              <w:t>Management</w:t>
-            </w:r>
-          </w:p>
-          <w:p>
-            <w:pPr>
-              <w:jc w:val="center"/>
-              <w:rPr>
-                <w:b/>
-                <w:bCs/>
-              </w:rPr>
-            </w:pPr>
-          </w:p>
-        </w:tc>
-        <w:tc>
-          <w:tcPr>
-            <w:tcW w:w="902" w:type="dxa"/>
+            <w:tcW w:w="2018" w:type="dxa"/>
+          </w:tcPr>
+          <w:p>
+            <w:pPr>
+              <w:jc w:val="center"/>
+              <w:rPr>
+                <w:b/>
+                <w:bCs/>
+                <w:lang w:val="en-US"/>
+              </w:rPr>
+            </w:pPr>
+            <w:r>
+              <w:rPr>
+                <w:b/>
+                <w:bCs/>
+                <w:lang w:val="en-US"/>
+              </w:rPr>
+              <w:t>Emotion</w:t>
+            </w:r>
+          </w:p>
+          <w:p>
+            <w:pPr>
+              <w:jc w:val="center"/>
+              <w:rPr>
+                <w:b/>
+                <w:bCs/>
+                <w:lang w:val="en-US"/>
+              </w:rPr>
+            </w:pPr>
+            <w:r>
+              <w:rPr>
+                <w:b/>
+                <w:bCs/>
+                <w:lang w:val="en-US"/>
+              </w:rPr>
+              <w:t>Recognition</w:t>
+            </w:r>
+          </w:p>
+          <w:p>
+            <w:pPr>
+              <w:jc w:val="center"/>
+              <w:rPr>
+                <w:b/>
+                <w:bCs/>
+              </w:rPr>
+            </w:pPr>
+          </w:p>
+        </w:tc>
+        <w:tc>
+          <w:tcPr>
+            <w:tcW w:w="1597" w:type="dxa"/>
           </w:tcPr>
           <w:p>
             <w:pPr>
@@ -363,50 +353,82 @@
         </w:tc>
         <w:tc>
           <w:tcPr>
-            <w:tcW w:w="3209" w:type="dxa"/>
-          </w:tcPr>
-          <w:p>
-            <w:pPr>
-              <w:jc w:val="center"/>
-              <w:rPr>
-                <w:b/>
-                <w:bCs/>
-              </w:rPr>
-            </w:pPr>
-            <w:r>
-              <w:rPr>
-                <w:b/>
-                <w:bCs/>
-              </w:rPr>
-              <w:t xml:space="preserve"> c</w:t>
-            </w:r>
-            <w:r>
-              <w:rPr>
-                <w:b/>
-                <w:bCs/>
-              </w:rPr>
-              <w:t>onfigure trusted contacts via app</w:t>
-            </w:r>
-          </w:p>
-        </w:tc>
-        <w:tc>
-          <w:tcPr>
-            <w:tcW w:w="2358" w:type="dxa"/>
-          </w:tcPr>
-          <w:p>
-            <w:pPr>
-              <w:jc w:val="center"/>
-              <w:rPr>
-                <w:b/>
-                <w:bCs/>
-              </w:rPr>
-            </w:pPr>
-            <w:r>
-              <w:rPr>
-                <w:b/>
-                <w:bCs/>
-              </w:rPr>
-              <w:t>Alerts go to the right people</w:t>
+            <w:tcW w:w="2821" w:type="dxa"/>
+          </w:tcPr>
+          <w:p>
+            <w:pPr>
+              <w:jc w:val="center"/>
+              <w:rPr>
+                <w:b/>
+                <w:bCs/>
+              </w:rPr>
+            </w:pPr>
+            <w:r>
+              <w:rPr>
+                <w:b/>
+                <w:bCs/>
+              </w:rPr>
+              <w:t>Detect d</w:t>
+            </w:r>
+            <w:r>
+              <w:rPr>
+                <w:b/>
+                <w:bCs/>
+                <w:lang w:val="en-US"/>
+              </w:rPr>
+              <w:t>istress</w:t>
+            </w:r>
+            <w:r>
+              <w:rPr>
+                <w:b/>
+                <w:bCs/>
+              </w:rPr>
+              <w:t xml:space="preserve"> in my voice</w:t>
+            </w:r>
+            <w:r>
+              <w:rPr>
+                <w:b/>
+                <w:bCs/>
+              </w:rPr>
+              <w:t xml:space="preserve">/ other indicators </w:t>
+            </w:r>
+            <w:r>
+              <w:rPr>
+                <w:b/>
+                <w:bCs/>
+                <w:u w:val="single"/>
+              </w:rPr>
+              <w:t>(like: pulse)</w:t>
+            </w:r>
+          </w:p>
+          <w:p>
+            <w:pPr>
+              <w:jc w:val="center"/>
+              <w:rPr>
+                <w:b/>
+                <w:bCs/>
+              </w:rPr>
+            </w:pPr>
+          </w:p>
+        </w:tc>
+        <w:tc>
+          <w:tcPr>
+            <w:tcW w:w="2139" w:type="dxa"/>
+          </w:tcPr>
+          <w:p>
+            <w:pPr>
+              <w:jc w:val="center"/>
+              <w:rPr>
+                <w:b/>
+                <w:bCs/>
+              </w:rPr>
+            </w:pPr>
+            <w:r>
+              <w:rPr>
+                <w:b/>
+                <w:bCs/>
+              </w:rPr>
+              <w:t>Recognize emergencies even without wake word</w:t>
             </w:r>
           </w:p>
         </w:tc>
@@ -437,85 +459,96 @@
         </w:tc>
         <w:tc>
           <w:tcPr>
-            <w:tcW w:w="2106" w:type="dxa"/>
-          </w:tcPr>
-          <w:p>
-            <w:pPr>
-              <w:jc w:val="center"/>
-              <w:rPr>
-                <w:b/>
-                <w:bCs/>
-              </w:rPr>
-            </w:pPr>
-            <w:r>
-              <w:rPr>
-                <w:b/>
-                <w:bCs/>
-              </w:rPr>
-              <w:t>System Calibration</w:t>
-            </w:r>
-          </w:p>
-        </w:tc>
-        <w:tc>
-          <w:tcPr>
-            <w:tcW w:w="902" w:type="dxa"/>
-          </w:tcPr>
-          <w:p>
-            <w:pPr>
-              <w:jc w:val="center"/>
-              <w:rPr>
-                <w:b/>
-                <w:bCs/>
-              </w:rPr>
-            </w:pPr>
-            <w:r>
-              <w:rPr>
-                <w:b/>
-                <w:bCs/>
-              </w:rPr>
-              <w:t>User</w:t>
-            </w:r>
-          </w:p>
-        </w:tc>
-        <w:tc>
-          <w:tcPr>
-            <w:tcW w:w="3209" w:type="dxa"/>
-          </w:tcPr>
-          <w:p>
-            <w:pPr>
-              <w:jc w:val="center"/>
-              <w:rPr>
-                <w:b/>
-                <w:bCs/>
-              </w:rPr>
-            </w:pPr>
-            <w:r>
-              <w:rPr>
-                <w:b/>
-                <w:bCs/>
-              </w:rPr>
-              <w:t>Adjust microphone sensitivity</w:t>
-            </w:r>
-          </w:p>
-        </w:tc>
-        <w:tc>
-          <w:tcPr>
-            <w:tcW w:w="2358" w:type="dxa"/>
-          </w:tcPr>
-          <w:p>
-            <w:pPr>
-              <w:jc w:val="center"/>
-              <w:rPr>
-                <w:b/>
-                <w:bCs/>
-              </w:rPr>
-            </w:pPr>
-            <w:r>
-              <w:rPr>
-                <w:b/>
-                <w:bCs/>
-              </w:rPr>
-              <w:t>Device works reliably in different environments</w:t>
+            <w:tcW w:w="2018" w:type="dxa"/>
+          </w:tcPr>
+          <w:p>
+            <w:pPr>
+              <w:jc w:val="center"/>
+              <w:rPr>
+                <w:b/>
+                <w:bCs/>
+                <w:lang w:val="en-US"/>
+              </w:rPr>
+            </w:pPr>
+            <w:r>
+              <w:rPr>
+                <w:b/>
+                <w:bCs/>
+                <w:color w:val="5B9BD5" w:themeColor="accent5"/>
+                <w:lang w:val="en-US"/>
+              </w:rPr>
+              <w:t xml:space="preserve">** </w:t>
+            </w:r>
+            <w:r>
+              <w:rPr>
+                <w:b/>
+                <w:bCs/>
+              </w:rPr>
+              <w:t>Alert Notification</w:t>
+            </w:r>
+          </w:p>
+        </w:tc>
+        <w:tc>
+          <w:tcPr>
+            <w:tcW w:w="1597" w:type="dxa"/>
+          </w:tcPr>
+          <w:p>
+            <w:pPr>
+              <w:jc w:val="center"/>
+              <w:rPr>
+                <w:b/>
+                <w:bCs/>
+              </w:rPr>
+            </w:pPr>
+            <w:r>
+              <w:rPr>
+                <w:b/>
+                <w:bCs/>
+              </w:rPr>
+              <w:t>User/Caregiver</w:t>
+            </w:r>
+          </w:p>
+        </w:tc>
+        <w:tc>
+          <w:tcPr>
+            <w:tcW w:w="2821" w:type="dxa"/>
+          </w:tcPr>
+          <w:p>
+            <w:pPr>
+              <w:jc w:val="center"/>
+              <w:rPr>
+                <w:b/>
+                <w:bCs/>
+              </w:rPr>
+            </w:pPr>
+            <w:r>
+              <w:rPr>
+                <w:b/>
+                <w:bCs/>
+              </w:rPr>
+              <w:t>Send/receive emergency alert</w:t>
+            </w:r>
+          </w:p>
+        </w:tc>
+        <w:tc>
+          <w:tcPr>
+            <w:tcW w:w="2139" w:type="dxa"/>
+          </w:tcPr>
+          <w:p>
+            <w:pPr>
+              <w:jc w:val="center"/>
+              <w:rPr>
+                <w:b/>
+                <w:bCs/>
+              </w:rPr>
+            </w:pPr>
+            <w:r>
+              <w:rPr>
+                <w:b/>
+                <w:bCs/>
+              </w:rPr>
+              <w:tab/>
+              <w:t>Family or emergency services are notified</w:t>
             </w:r>
           </w:p>
         </w:tc>
@@ -546,57 +579,41 @@
         </w:tc>
         <w:tc>
           <w:tcPr>
-            <w:tcW w:w="2106" w:type="dxa"/>
-          </w:tcPr>
-          <w:p>
-            <w:pPr>
-              <w:jc w:val="center"/>
-              <w:rPr>
-                <w:b/>
-                <w:bCs/>
-                <w:lang w:val="en-US"/>
-              </w:rPr>
-            </w:pPr>
-            <w:r>
-              <w:rPr>
-                <w:b/>
-                <w:bCs/>
-                <w:lang w:val="en-US"/>
-              </w:rPr>
-              <w:t>Optional Safety</w:t>
-            </w:r>
-          </w:p>
-          <w:p>
-            <w:pPr>
-              <w:jc w:val="center"/>
-              <w:rPr>
-                <w:b/>
-                <w:bCs/>
-                <w:lang w:val="en-US"/>
-              </w:rPr>
-            </w:pPr>
-            <w:r>
-              <w:rPr>
-                <w:b/>
-                <w:bCs/>
-                <w:lang w:val="en-US"/>
-              </w:rPr>
-              <w:t>Confirmation</w:t>
-            </w:r>
-          </w:p>
-          <w:p>
-            <w:pPr>
-              <w:jc w:val="center"/>
-              <w:rPr>
-                <w:b/>
-                <w:bCs/>
-              </w:rPr>
-            </w:pPr>
-          </w:p>
-        </w:tc>
-        <w:tc>
-          <w:tcPr>
-            <w:tcW w:w="902" w:type="dxa"/>
+            <w:tcW w:w="2018" w:type="dxa"/>
+          </w:tcPr>
+          <w:p>
+            <w:pPr>
+              <w:jc w:val="center"/>
+              <w:rPr>
+                <w:b/>
+                <w:bCs/>
+                <w:color w:val="auto"/>
+                <w:lang w:val="en-US"/>
+              </w:rPr>
+            </w:pPr>
+            <w:r>
+              <w:rPr>
+                <w:b/>
+                <w:bCs/>
+                <w:color w:val="auto"/>
+                <w:lang w:val="en-US"/>
+              </w:rPr>
+              <w:t>Confirmation needed</w:t>
+            </w:r>
+          </w:p>
+          <w:p>
+            <w:pPr>
+              <w:jc w:val="center"/>
+              <w:rPr>
+                <w:b/>
+                <w:bCs/>
+              </w:rPr>
+            </w:pPr>
+          </w:p>
+        </w:tc>
+        <w:tc>
+          <w:tcPr>
+            <w:tcW w:w="1597" w:type="dxa"/>
           </w:tcPr>
           <w:p>
             <w:pPr>
@@ -617,43 +634,45 @@
         </w:tc>
         <w:tc>
           <w:tcPr>
-            <w:tcW w:w="3209" w:type="dxa"/>
-          </w:tcPr>
-          <w:p>
-            <w:pPr>
-              <w:jc w:val="center"/>
-              <w:rPr>
-                <w:b/>
-                <w:bCs/>
-              </w:rPr>
-            </w:pPr>
-            <w:r>
-              <w:rPr>
-                <w:b/>
-                <w:bCs/>
-              </w:rPr>
-              <w:t>Choose if device asks before sending alerts</w:t>
-            </w:r>
-          </w:p>
-        </w:tc>
-        <w:tc>
-          <w:tcPr>
-            <w:tcW w:w="2358" w:type="dxa"/>
-          </w:tcPr>
-          <w:p>
-            <w:pPr>
-              <w:jc w:val="center"/>
-              <w:rPr>
-                <w:b/>
-                <w:bCs/>
-              </w:rPr>
-            </w:pPr>
-            <w:r>
-              <w:rPr>
-                <w:b/>
-                <w:bCs/>
-              </w:rPr>
-              <w:t>Avoid false alarms or have a safety check</w:t>
+            <w:tcW w:w="2821" w:type="dxa"/>
+          </w:tcPr>
+          <w:p>
+            <w:pPr>
+              <w:jc w:val="center"/>
+              <w:rPr>
+                <w:b/>
+                <w:bCs/>
+              </w:rPr>
+            </w:pPr>
+            <w:r>
+              <w:rPr>
+                <w:b/>
+                <w:bCs/>
+                <w:lang w:val="en-US"/>
+              </w:rPr>
+              <w:t xml:space="preserve">I want to be able to confirm the danger detection when there was a very mild emergency situation </w:t>
+            </w:r>
+          </w:p>
+        </w:tc>
+        <w:tc>
+          <w:tcPr>
+            <w:tcW w:w="2139" w:type="dxa"/>
+          </w:tcPr>
+          <w:p>
+            <w:pPr>
+              <w:jc w:val="center"/>
+              <w:rPr>
+                <w:b/>
+                <w:bCs/>
+              </w:rPr>
+            </w:pPr>
+            <w:r>
+              <w:rPr>
+                <w:b/>
+                <w:bCs/>
+                <w:lang w:val="en-US"/>
+              </w:rPr>
+              <w:t>I don't stress my loved ones for nothing</w:t>
             </w:r>
           </w:p>
         </w:tc>
@@ -684,75 +703,30 @@
         </w:tc>
         <w:tc>
           <w:tcPr>
-            <w:tcW w:w="2106" w:type="dxa"/>
-          </w:tcPr>
-          <w:p>
-            <w:pPr>
-              <w:jc w:val="center"/>
-              <w:rPr>
-                <w:b/>
-                <w:bCs/>
-                <w:lang w:val="en-US"/>
-              </w:rPr>
-            </w:pPr>
-            <w:r>
-              <w:rPr>
-                <w:b/>
-                <w:bCs/>
-                <w:lang w:val="en-US"/>
-              </w:rPr>
-              <w:t>Keyword</w:t>
-            </w:r>
-          </w:p>
-          <w:p>
-            <w:pPr>
-              <w:jc w:val="center"/>
-              <w:rPr>
-                <w:b/>
-                <w:bCs/>
-                <w:lang w:val="en-US"/>
-              </w:rPr>
-            </w:pPr>
-            <w:r>
-              <w:rPr>
-                <w:b/>
-                <w:bCs/>
-                <w:lang w:val="en-US"/>
-              </w:rPr>
-              <w:t>Detection (Wake</w:t>
-            </w:r>
-          </w:p>
-          <w:p>
-            <w:pPr>
-              <w:jc w:val="center"/>
-              <w:rPr>
-                <w:b/>
-                <w:bCs/>
-                <w:lang w:val="en-US"/>
-              </w:rPr>
-            </w:pPr>
-            <w:r>
-              <w:rPr>
-                <w:b/>
-                <w:bCs/>
-                <w:lang w:val="en-US"/>
-              </w:rPr>
-              <w:t>Word)</w:t>
-            </w:r>
-          </w:p>
-          <w:p>
-            <w:pPr>
-              <w:jc w:val="center"/>
-              <w:rPr>
-                <w:b/>
-                <w:bCs/>
-              </w:rPr>
-            </w:pPr>
-          </w:p>
-        </w:tc>
-        <w:tc>
-          <w:tcPr>
-            <w:tcW w:w="902" w:type="dxa"/>
+            <w:tcW w:w="2018" w:type="dxa"/>
+          </w:tcPr>
+          <w:p>
+            <w:pPr>
+              <w:jc w:val="center"/>
+              <w:rPr>
+                <w:b/>
+                <w:bCs/>
+                <w:lang w:val="en-US"/>
+              </w:rPr>
+            </w:pPr>
+            <w:r>
+              <w:rPr>
+                <w:b/>
+                <w:bCs/>
+                <w:lang w:val="en-US"/>
+              </w:rPr>
+              <w:t>Detection cancelation</w:t>
+            </w:r>
+          </w:p>
+        </w:tc>
+        <w:tc>
+          <w:tcPr>
+            <w:tcW w:w="1597" w:type="dxa"/>
           </w:tcPr>
           <w:p>
             <w:pPr>
@@ -773,43 +747,55 @@
         </w:tc>
         <w:tc>
           <w:tcPr>
-            <w:tcW w:w="3209" w:type="dxa"/>
-          </w:tcPr>
-          <w:p>
-            <w:pPr>
-              <w:jc w:val="center"/>
-              <w:rPr>
-                <w:b/>
-                <w:bCs/>
-              </w:rPr>
-            </w:pPr>
-            <w:r>
-              <w:rPr>
-                <w:b/>
-                <w:bCs/>
-              </w:rPr>
-              <w:t>Activate device with wake word like 'Help Me'</w:t>
-            </w:r>
-          </w:p>
-        </w:tc>
-        <w:tc>
-          <w:tcPr>
-            <w:tcW w:w="2358" w:type="dxa"/>
-          </w:tcPr>
-          <w:p>
-            <w:pPr>
-              <w:jc w:val="center"/>
-              <w:rPr>
-                <w:b/>
-                <w:bCs/>
-              </w:rPr>
-            </w:pPr>
-            <w:r>
-              <w:rPr>
-                <w:b/>
-                <w:bCs/>
-              </w:rPr>
-              <w:t>Trigger emergency quickly without buttons</w:t>
+            <w:tcW w:w="2821" w:type="dxa"/>
+          </w:tcPr>
+          <w:p>
+            <w:pPr>
+              <w:jc w:val="center"/>
+              <w:rPr>
+                <w:b/>
+                <w:bCs/>
+                <w:lang w:val="en-US"/>
+              </w:rPr>
+            </w:pPr>
+            <w:r>
+              <w:rPr>
+                <w:b/>
+                <w:bCs/>
+                <w:lang w:val="en-US"/>
+              </w:rPr>
+              <w:t>Cancel the alert(after the panic was detected) if I don't need help</w:t>
+            </w:r>
+            <w:r>
+              <w:rPr>
+                <w:b/>
+                <w:bCs/>
+                <w:lang w:val="en-US"/>
+              </w:rPr>
+              <w:t xml:space="preserve"> (this feature is always available)</w:t>
+            </w:r>
+          </w:p>
+        </w:tc>
+        <w:tc>
+          <w:tcPr>
+            <w:tcW w:w="2139" w:type="dxa"/>
+          </w:tcPr>
+          <w:p>
+            <w:pPr>
+              <w:jc w:val="center"/>
+              <w:rPr>
+                <w:b/>
+                <w:bCs/>
+                <w:lang w:val="en-US"/>
+              </w:rPr>
+            </w:pPr>
+            <w:r>
+              <w:rPr>
+                <w:b/>
+                <w:bCs/>
+                <w:lang w:val="en-US"/>
+              </w:rPr>
+              <w:t>the other person does not act</w:t>
             </w:r>
           </w:p>
         </w:tc>
@@ -826,6 +812,7 @@
                 <w:b/>
                 <w:bCs/>
                 <w:u w:val="single"/>
+                <w:lang w:val="en-US"/>
               </w:rPr>
             </w:pPr>
             <w:r>
@@ -833,6 +820,7 @@
                 <w:b/>
                 <w:bCs/>
                 <w:u w:val="single"/>
+                <w:lang w:val="en-US"/>
               </w:rPr>
               <w:t>5</w:t>
             </w:r>
@@ -840,75 +828,70 @@
         </w:tc>
         <w:tc>
           <w:tcPr>
-            <w:tcW w:w="2106" w:type="dxa"/>
-          </w:tcPr>
-          <w:p>
-            <w:pPr>
-              <w:jc w:val="center"/>
-              <w:rPr>
-                <w:b/>
-                <w:bCs/>
-                <w:lang w:val="en-US"/>
-              </w:rPr>
-            </w:pPr>
-            <w:r>
-              <w:rPr>
-                <w:b/>
-                <w:bCs/>
-                <w:lang w:val="en-US"/>
-              </w:rPr>
-              <w:t>Wake Word</w:t>
-            </w:r>
-          </w:p>
-          <w:p>
-            <w:pPr>
-              <w:jc w:val="center"/>
-              <w:rPr>
-                <w:b/>
-                <w:bCs/>
-                <w:lang w:val="en-US"/>
-              </w:rPr>
-            </w:pPr>
-            <w:r>
-              <w:rPr>
-                <w:b/>
-                <w:bCs/>
-                <w:lang w:val="en-US"/>
-              </w:rPr>
-              <w:t>Switches Device</w:t>
-            </w:r>
-          </w:p>
-          <w:p>
-            <w:pPr>
-              <w:jc w:val="center"/>
-              <w:rPr>
-                <w:b/>
-                <w:bCs/>
-                <w:lang w:val="en-US"/>
-              </w:rPr>
-            </w:pPr>
-            <w:r>
-              <w:rPr>
-                <w:b/>
-                <w:bCs/>
-                <w:lang w:val="en-US"/>
-              </w:rPr>
-              <w:t>Mode</w:t>
-            </w:r>
-          </w:p>
-          <w:p>
-            <w:pPr>
-              <w:jc w:val="center"/>
-              <w:rPr>
-                <w:b/>
-                <w:bCs/>
-              </w:rPr>
-            </w:pPr>
-          </w:p>
-        </w:tc>
-        <w:tc>
-          <w:tcPr>
-            <w:tcW w:w="902" w:type="dxa"/>
+            <w:tcW w:w="2018" w:type="dxa"/>
+          </w:tcPr>
+          <w:p>
+            <w:pPr>
+              <w:tabs>
+                <w:tab w:val="left" w:pos="468"/>
+              </w:tabs>
+              <w:rPr>
+                <w:b/>
+                <w:bCs/>
+                <w:lang w:val="en-US"/>
+              </w:rPr>
+            </w:pPr>
+            <w:r>
+              <w:rPr>
+                <w:b/>
+                <w:bCs/>
+              </w:rPr>
+              <w:tab/>
+            </w:r>
+            <w:r>
+              <w:rPr>
+                <w:b/>
+                <w:bCs/>
+                <w:lang w:val="en-US"/>
+              </w:rPr>
+              <w:t>LED/Buzzer</w:t>
+            </w:r>
+          </w:p>
+          <w:p>
+            <w:pPr>
+              <w:tabs>
+                <w:tab w:val="left" w:pos="468"/>
+              </w:tabs>
+              <w:rPr>
+                <w:b/>
+                <w:bCs/>
+                <w:lang w:val="en-US"/>
+              </w:rPr>
+            </w:pPr>
+            <w:r>
+              <w:rPr>
+                <w:b/>
+                <w:bCs/>
+                <w:lang w:val="en-US"/>
+              </w:rPr>
+              <w:t>Feedback</w:t>
+            </w:r>
+          </w:p>
+          <w:p>
+            <w:pPr>
+              <w:jc w:val="center"/>
+              <w:rPr>
+                <w:b/>
+                <w:bCs/>
+                <w:color w:val="auto"/>
+                <w:lang w:val="en-US"/>
+              </w:rPr>
+            </w:pPr>
+          </w:p>
+        </w:tc>
+        <w:tc>
+          <w:tcPr>
+            <w:tcW w:w="1597" w:type="dxa"/>
           </w:tcPr>
           <w:p>
             <w:pPr>
@@ -926,74 +909,55 @@
               <w:t>User</w:t>
             </w:r>
           </w:p>
-        </w:tc>
-        <w:tc>
-          <w:tcPr>
-            <w:tcW w:w="3209" w:type="dxa"/>
-          </w:tcPr>
-          <w:p>
-            <w:pPr>
-              <w:jc w:val="center"/>
-              <w:rPr>
-                <w:b/>
-                <w:bCs/>
-              </w:rPr>
-            </w:pPr>
-            <w:r>
-              <w:rPr>
-                <w:b/>
-                <w:bCs/>
-              </w:rPr>
-              <w:t>S</w:t>
-            </w:r>
-            <w:r>
-              <w:rPr>
-                <w:b/>
-                <w:bCs/>
-              </w:rPr>
-              <w:t>witch</w:t>
-            </w:r>
-            <w:r>
-              <w:rPr>
-                <w:b/>
-                <w:bCs/>
-              </w:rPr>
-              <w:t xml:space="preserve"> the device </w:t>
-            </w:r>
-            <w:r>
-              <w:rPr>
-                <w:b/>
-                <w:bCs/>
-              </w:rPr>
-              <w:t xml:space="preserve">from </w:t>
-            </w:r>
-            <w:r>
-              <w:rPr>
-                <w:b/>
-                <w:bCs/>
-              </w:rPr>
-              <w:t>mode to another mode</w:t>
-            </w:r>
-          </w:p>
-        </w:tc>
-        <w:tc>
-          <w:tcPr>
-            <w:tcW w:w="2358" w:type="dxa"/>
-          </w:tcPr>
-          <w:p>
-            <w:pPr>
-              <w:jc w:val="center"/>
-              <w:rPr>
-                <w:b/>
-                <w:bCs/>
-              </w:rPr>
-            </w:pPr>
-            <w:r>
-              <w:rPr>
-                <w:b/>
-                <w:bCs/>
-              </w:rPr>
-              <w:t>Ready to process commands only when needed, saving battery</w:t>
+          <w:p>
+            <w:pPr>
+              <w:jc w:val="center"/>
+              <w:rPr>
+                <w:b/>
+                <w:bCs/>
+              </w:rPr>
+            </w:pPr>
+          </w:p>
+        </w:tc>
+        <w:tc>
+          <w:tcPr>
+            <w:tcW w:w="2821" w:type="dxa"/>
+          </w:tcPr>
+          <w:p>
+            <w:pPr>
+              <w:jc w:val="center"/>
+              <w:rPr>
+                <w:b/>
+                <w:bCs/>
+              </w:rPr>
+            </w:pPr>
+            <w:r>
+              <w:rPr>
+                <w:b/>
+                <w:bCs/>
+              </w:rPr>
+              <w:t>Provide visual/audible confirmation when triggered</w:t>
+            </w:r>
+          </w:p>
+        </w:tc>
+        <w:tc>
+          <w:tcPr>
+            <w:tcW w:w="2139" w:type="dxa"/>
+          </w:tcPr>
+          <w:p>
+            <w:pPr>
+              <w:jc w:val="center"/>
+              <w:rPr>
+                <w:b/>
+                <w:bCs/>
+              </w:rPr>
+            </w:pPr>
+            <w:r>
+              <w:rPr>
+                <w:b/>
+                <w:bCs/>
+              </w:rPr>
+              <w:t>User can know system detected distress</w:t>
             </w:r>
           </w:p>
         </w:tc>
@@ -1024,7 +988,7 @@
         </w:tc>
         <w:tc>
           <w:tcPr>
-            <w:tcW w:w="2106" w:type="dxa"/>
+            <w:tcW w:w="2018" w:type="dxa"/>
           </w:tcPr>
           <w:p>
             <w:pPr>
@@ -1074,7 +1038,7 @@
         </w:tc>
         <w:tc>
           <w:tcPr>
-            <w:tcW w:w="902" w:type="dxa"/>
+            <w:tcW w:w="1597" w:type="dxa"/>
           </w:tcPr>
           <w:p>
             <w:pPr>
@@ -1095,7 +1059,7 @@
         </w:tc>
         <w:tc>
           <w:tcPr>
-            <w:tcW w:w="3209" w:type="dxa"/>
+            <w:tcW w:w="2821" w:type="dxa"/>
           </w:tcPr>
           <w:p>
             <w:pPr>
@@ -1116,7 +1080,7 @@
         </w:tc>
         <w:tc>
           <w:tcPr>
-            <w:tcW w:w="2358" w:type="dxa"/>
+            <w:tcW w:w="2139" w:type="dxa"/>
           </w:tcPr>
           <w:p>
             <w:pPr>
@@ -1148,6 +1112,7 @@
                 <w:b/>
                 <w:bCs/>
                 <w:u w:val="single"/>
+                <w:lang w:val="en-US"/>
               </w:rPr>
             </w:pPr>
             <w:r>
@@ -1155,6 +1120,7 @@
                 <w:b/>
                 <w:bCs/>
                 <w:u w:val="single"/>
+                <w:lang w:val="en-US"/>
               </w:rPr>
               <w:t>7</w:t>
             </w:r>
@@ -1162,376 +1128,77 @@
         </w:tc>
         <w:tc>
           <w:tcPr>
-            <w:tcW w:w="2106" w:type="dxa"/>
-          </w:tcPr>
-          <w:p>
-            <w:pPr>
-              <w:jc w:val="center"/>
-              <w:rPr>
-                <w:b/>
-                <w:bCs/>
-                <w:lang w:val="en-US"/>
-              </w:rPr>
-            </w:pPr>
-            <w:r>
-              <w:rPr>
-                <w:b/>
-                <w:bCs/>
-                <w:lang w:val="en-US"/>
-              </w:rPr>
-              <w:t>Emotion</w:t>
-            </w:r>
-          </w:p>
-          <w:p>
-            <w:pPr>
-              <w:jc w:val="center"/>
-              <w:rPr>
-                <w:b/>
-                <w:bCs/>
-                <w:lang w:val="en-US"/>
-              </w:rPr>
-            </w:pPr>
-            <w:r>
-              <w:rPr>
-                <w:b/>
-                <w:bCs/>
-                <w:lang w:val="en-US"/>
-              </w:rPr>
-              <w:t>Recognition</w:t>
-            </w:r>
-          </w:p>
-          <w:p>
-            <w:pPr>
-              <w:jc w:val="center"/>
-              <w:rPr>
-                <w:b/>
-                <w:bCs/>
-              </w:rPr>
-            </w:pPr>
-          </w:p>
-        </w:tc>
-        <w:tc>
-          <w:tcPr>
-            <w:tcW w:w="902" w:type="dxa"/>
-          </w:tcPr>
-          <w:p>
-            <w:pPr>
-              <w:jc w:val="center"/>
-              <w:rPr>
-                <w:b/>
-                <w:bCs/>
-              </w:rPr>
-            </w:pPr>
-            <w:r>
-              <w:rPr>
-                <w:b/>
-                <w:bCs/>
-              </w:rPr>
-              <w:t>User</w:t>
-            </w:r>
-          </w:p>
-        </w:tc>
-        <w:tc>
-          <w:tcPr>
-            <w:tcW w:w="3209" w:type="dxa"/>
-          </w:tcPr>
-          <w:p>
-            <w:pPr>
-              <w:jc w:val="center"/>
-              <w:rPr>
-                <w:b/>
-                <w:bCs/>
-              </w:rPr>
-            </w:pPr>
-            <w:r>
-              <w:rPr>
-                <w:b/>
-                <w:bCs/>
-              </w:rPr>
-              <w:t>Detect distress in my voice</w:t>
-            </w:r>
-            <w:r>
-              <w:rPr>
-                <w:b/>
-                <w:bCs/>
-              </w:rPr>
-              <w:t xml:space="preserve">/ other indicators </w:t>
-            </w:r>
-            <w:r>
-              <w:rPr>
-                <w:b/>
-                <w:bCs/>
-                <w:u w:val="single"/>
-              </w:rPr>
-              <w:t>(</w:t>
-            </w:r>
-            <w:proofErr w:type="gramStart"/>
-            <w:r>
-              <w:rPr>
-                <w:b/>
-                <w:bCs/>
-                <w:u w:val="single"/>
-              </w:rPr>
-              <w:t>like:</w:t>
-            </w:r>
-            <w:proofErr w:type="gramEnd"/>
-            <w:r>
-              <w:rPr>
-                <w:b/>
-                <w:bCs/>
-                <w:u w:val="single"/>
-              </w:rPr>
-              <w:t xml:space="preserve"> pulse)</w:t>
-            </w:r>
-          </w:p>
-          <w:p>
-            <w:pPr>
-              <w:jc w:val="center"/>
-            </w:pPr>
-          </w:p>
-        </w:tc>
-        <w:tc>
-          <w:tcPr>
-            <w:tcW w:w="2358" w:type="dxa"/>
-          </w:tcPr>
-          <w:p>
-            <w:pPr>
-              <w:jc w:val="center"/>
-              <w:rPr>
-                <w:b/>
-                <w:bCs/>
-              </w:rPr>
-            </w:pPr>
-            <w:r>
-              <w:rPr>
-                <w:b/>
-                <w:bCs/>
-              </w:rPr>
-              <w:t>Recognize emergencies even without wake word</w:t>
-            </w:r>
-          </w:p>
-        </w:tc>
-      </w:tr>
-      <w:tr>
-        <w:tc>
-          <w:tcPr>
-            <w:tcW w:w="441" w:type="dxa"/>
-          </w:tcPr>
-          <w:p>
-            <w:pPr>
-              <w:jc w:val="center"/>
-              <w:rPr>
-                <w:b/>
-                <w:bCs/>
-                <w:u w:val="single"/>
-              </w:rPr>
-            </w:pPr>
-            <w:r>
-              <w:rPr>
-                <w:b/>
-                <w:bCs/>
-                <w:u w:val="single"/>
-              </w:rPr>
-              <w:t>8</w:t>
-            </w:r>
-          </w:p>
-        </w:tc>
-        <w:tc>
-          <w:tcPr>
-            <w:tcW w:w="2106" w:type="dxa"/>
-          </w:tcPr>
-          <w:p>
-            <w:pPr>
-              <w:jc w:val="center"/>
-              <w:rPr>
-                <w:b/>
-                <w:bCs/>
-              </w:rPr>
-            </w:pPr>
-            <w:r>
-              <w:rPr>
-                <w:b/>
-                <w:bCs/>
-              </w:rPr>
-              <w:t>Camera Activation</w:t>
-            </w:r>
-          </w:p>
-        </w:tc>
-        <w:tc>
-          <w:tcPr>
-            <w:tcW w:w="902" w:type="dxa"/>
-          </w:tcPr>
-          <w:p>
-            <w:pPr>
-              <w:jc w:val="center"/>
-              <w:rPr>
-                <w:b/>
-                <w:bCs/>
-              </w:rPr>
-            </w:pPr>
-            <w:r>
-              <w:rPr>
-                <w:b/>
-                <w:bCs/>
-              </w:rPr>
-              <w:t>User</w:t>
-            </w:r>
-          </w:p>
-        </w:tc>
-        <w:tc>
-          <w:tcPr>
-            <w:tcW w:w="3209" w:type="dxa"/>
-          </w:tcPr>
-          <w:p>
-            <w:pPr>
-              <w:jc w:val="center"/>
-              <w:rPr>
-                <w:b/>
-                <w:bCs/>
-              </w:rPr>
-            </w:pPr>
-            <w:r>
-              <w:rPr>
-                <w:b/>
-                <w:bCs/>
-              </w:rPr>
-              <w:t>Record short video when distress detected</w:t>
-            </w:r>
-          </w:p>
-        </w:tc>
-        <w:tc>
-          <w:tcPr>
-            <w:tcW w:w="2358" w:type="dxa"/>
-          </w:tcPr>
-          <w:p>
-            <w:pPr>
-              <w:jc w:val="center"/>
-              <w:rPr>
-                <w:b/>
-                <w:bCs/>
-              </w:rPr>
-            </w:pPr>
-            <w:r>
-              <w:rPr>
-                <w:b/>
-                <w:bCs/>
-              </w:rPr>
-              <w:t>Provides evidence or visual confirmation</w:t>
-            </w:r>
-          </w:p>
-        </w:tc>
-      </w:tr>
-      <w:tr>
-        <w:tc>
-          <w:tcPr>
-            <w:tcW w:w="441" w:type="dxa"/>
-          </w:tcPr>
-          <w:p>
-            <w:pPr>
-              <w:jc w:val="center"/>
-              <w:rPr>
-                <w:b/>
-                <w:bCs/>
-                <w:u w:val="single"/>
-              </w:rPr>
-            </w:pPr>
-            <w:r>
-              <w:rPr>
-                <w:b/>
-                <w:bCs/>
-                <w:u w:val="single"/>
-              </w:rPr>
-              <w:t>9</w:t>
-            </w:r>
-          </w:p>
-        </w:tc>
-        <w:tc>
-          <w:tcPr>
-            <w:tcW w:w="2106" w:type="dxa"/>
-          </w:tcPr>
-          <w:p>
-            <w:pPr>
-              <w:jc w:val="center"/>
-              <w:rPr>
-                <w:b/>
-                <w:bCs/>
-              </w:rPr>
-            </w:pPr>
-            <w:r>
-              <w:rPr>
-                <w:b/>
-                <w:bCs/>
-              </w:rPr>
-              <w:t>Alert Notification</w:t>
-            </w:r>
-          </w:p>
-        </w:tc>
-        <w:tc>
-          <w:tcPr>
-            <w:tcW w:w="902" w:type="dxa"/>
-          </w:tcPr>
-          <w:p>
-            <w:pPr>
-              <w:jc w:val="center"/>
-              <w:rPr>
-                <w:b/>
-                <w:bCs/>
-              </w:rPr>
-            </w:pPr>
-            <w:r>
-              <w:rPr>
-                <w:b/>
-                <w:bCs/>
-              </w:rPr>
-              <w:t>User</w:t>
-            </w:r>
-            <w:r>
-              <w:rPr>
-                <w:b/>
-                <w:bCs/>
-              </w:rPr>
-              <w:t>/Caregiver</w:t>
-            </w:r>
-          </w:p>
-        </w:tc>
-        <w:tc>
-          <w:tcPr>
-            <w:tcW w:w="3209" w:type="dxa"/>
-          </w:tcPr>
-          <w:p>
-            <w:pPr>
-              <w:jc w:val="center"/>
-              <w:rPr>
-                <w:b/>
-                <w:bCs/>
-              </w:rPr>
-            </w:pPr>
-            <w:r>
-              <w:rPr>
-                <w:b/>
-                <w:bCs/>
-              </w:rPr>
-              <w:t>Send</w:t>
-            </w:r>
-            <w:r>
-              <w:rPr>
-                <w:b/>
-                <w:bCs/>
-              </w:rPr>
-              <w:t>/receive</w:t>
-            </w:r>
-            <w:r>
-              <w:rPr>
-                <w:b/>
-                <w:bCs/>
-              </w:rPr>
-              <w:t xml:space="preserve"> emergency alert</w:t>
-            </w:r>
-          </w:p>
-        </w:tc>
-        <w:tc>
-          <w:tcPr>
-            <w:tcW w:w="2358" w:type="dxa"/>
+            <w:tcW w:w="2018" w:type="dxa"/>
+          </w:tcPr>
+          <w:p>
+            <w:pPr>
+              <w:jc w:val="center"/>
+              <w:rPr>
+                <w:b/>
+                <w:bCs/>
+                <w:lang w:val="en-US"/>
+              </w:rPr>
+            </w:pPr>
+            <w:r>
+              <w:rPr>
+                <w:b/>
+                <w:bCs/>
+                <w:color w:val="auto"/>
+                <w:lang w:val="en-US"/>
+              </w:rPr>
+              <w:t xml:space="preserve">OPTIONAL: add another ml model to help </w:t>
+            </w:r>
+            <w:r>
+              <w:rPr>
+                <w:b/>
+                <w:bCs/>
+                <w:color w:val="auto"/>
+                <w:lang w:val="en-US"/>
+              </w:rPr>
+              <w:t>improve</w:t>
+            </w:r>
+            <w:r>
+              <w:rPr>
+                <w:b/>
+                <w:bCs/>
+                <w:color w:val="auto"/>
+                <w:lang w:val="en-US"/>
+              </w:rPr>
+              <w:t xml:space="preserve"> detection, and the user story will be if both models agree on the detection no confirmation needed, but if they defer then there will be confirmation needed</w:t>
+            </w:r>
+          </w:p>
+        </w:tc>
+        <w:tc>
+          <w:tcPr>
+            <w:tcW w:w="1597" w:type="dxa"/>
+          </w:tcPr>
+          <w:p>
+            <w:pPr>
+              <w:jc w:val="center"/>
+              <w:rPr>
+                <w:b/>
+                <w:bCs/>
+              </w:rPr>
+            </w:pPr>
+          </w:p>
+        </w:tc>
+        <w:tc>
+          <w:tcPr>
+            <w:tcW w:w="2821" w:type="dxa"/>
+          </w:tcPr>
+          <w:p>
+            <w:pPr>
+              <w:jc w:val="center"/>
+              <w:rPr>
+                <w:b/>
+                <w:bCs/>
+              </w:rPr>
+            </w:pPr>
+          </w:p>
+        </w:tc>
+        <w:tc>
+          <w:tcPr>
+            <w:tcW w:w="2139" w:type="dxa"/>
           </w:tcPr>
           <w:p>
             <w:pPr>
@@ -1543,20 +1210,6 @@
                 <w:bCs/>
               </w:rPr>
             </w:pPr>
-            <w:r>
-              <w:rPr>
-                <w:b/>
-                <w:bCs/>
-              </w:rPr>
-              <w:tab/>
-            </w:r>
-            <w:r>
-              <w:rPr>
-                <w:b/>
-                <w:bCs/>
-              </w:rPr>
-              <w:t>Family or emergency services are notified</w:t>
-            </w:r>
           </w:p>
         </w:tc>
       </w:tr>
@@ -1572,6 +1225,7 @@
                 <w:b/>
                 <w:bCs/>
                 <w:u w:val="single"/>
+                <w:lang w:val="en-US"/>
               </w:rPr>
             </w:pPr>
             <w:r>
@@ -1579,15 +1233,90 @@
                 <w:b/>
                 <w:bCs/>
                 <w:u w:val="single"/>
-              </w:rPr>
-              <w:t>10</w:t>
-            </w:r>
-          </w:p>
-        </w:tc>
-        <w:tc>
-          <w:tcPr>
-            <w:tcW w:w="2106" w:type="dxa"/>
-          </w:tcPr>
+                <w:lang w:val="en-US"/>
+              </w:rPr>
+              <w:t>8</w:t>
+            </w:r>
+          </w:p>
+        </w:tc>
+        <w:tc>
+          <w:tcPr>
+            <w:tcW w:w="2018" w:type="dxa"/>
+          </w:tcPr>
+          <w:p>
+            <w:pPr>
+              <w:jc w:val="center"/>
+              <w:rPr>
+                <w:b/>
+                <w:bCs/>
+                <w:lang w:val="en-US"/>
+              </w:rPr>
+            </w:pPr>
+            <w:r>
+              <w:rPr>
+                <w:b/>
+                <w:bCs/>
+                <w:lang w:val="en-US"/>
+              </w:rPr>
+              <w:t>Emergency Contact</w:t>
+            </w:r>
+          </w:p>
+          <w:p>
+            <w:pPr>
+              <w:jc w:val="center"/>
+              <w:rPr>
+                <w:b/>
+                <w:bCs/>
+                <w:lang w:val="en-US"/>
+              </w:rPr>
+            </w:pPr>
+            <w:r>
+              <w:rPr>
+                <w:b/>
+                <w:bCs/>
+                <w:lang w:val="en-US"/>
+              </w:rPr>
+              <w:t>Management</w:t>
+            </w:r>
+          </w:p>
+          <w:p>
+            <w:pPr>
+              <w:jc w:val="center"/>
+              <w:rPr>
+                <w:b/>
+                <w:bCs/>
+                <w:lang w:val="en-US"/>
+              </w:rPr>
+            </w:pPr>
+          </w:p>
+          <w:p>
+            <w:pPr>
+              <w:jc w:val="center"/>
+              <w:rPr>
+                <w:b/>
+                <w:bCs/>
+                <w:lang w:val="en-US"/>
+              </w:rPr>
+            </w:pPr>
+            <w:r>
+              <w:rPr>
+                <w:b/>
+                <w:bCs/>
+                <w:lang w:val="en-US"/>
+              </w:rPr>
+              <w:t>If we manage to connect the esp to an app, many features can be added.</w:t>
+            </w:r>
+          </w:p>
+          <w:p>
+            <w:pPr>
+              <w:jc w:val="center"/>
+              <w:rPr>
+                <w:b/>
+                <w:bCs/>
+                <w:lang w:val="en-US"/>
+              </w:rPr>
+            </w:pPr>
+          </w:p>
           <w:p>
             <w:pPr>
               <w:tabs>
@@ -1596,851 +1325,93 @@
               <w:rPr>
                 <w:b/>
                 <w:bCs/>
-                <w:lang w:val="en-US"/>
-              </w:rPr>
-            </w:pPr>
-            <w:r>
-              <w:rPr>
-                <w:b/>
-                <w:bCs/>
-              </w:rPr>
-              <w:tab/>
-            </w:r>
-            <w:r>
-              <w:rPr>
-                <w:b/>
-                <w:bCs/>
-                <w:lang w:val="en-US"/>
-              </w:rPr>
-              <w:t>LED/Buzzer</w:t>
-            </w:r>
-          </w:p>
-          <w:p>
-            <w:pPr>
-              <w:tabs>
-                <w:tab w:val="left" w:pos="468"/>
-              </w:tabs>
-              <w:rPr>
-                <w:b/>
-                <w:bCs/>
-                <w:lang w:val="en-US"/>
-              </w:rPr>
-            </w:pPr>
-            <w:r>
-              <w:rPr>
-                <w:b/>
-                <w:bCs/>
-                <w:lang w:val="en-US"/>
-              </w:rPr>
-              <w:t>Feedback</w:t>
-            </w:r>
-          </w:p>
-          <w:p>
-            <w:pPr>
-              <w:tabs>
-                <w:tab w:val="left" w:pos="468"/>
-              </w:tabs>
-              <w:rPr>
-                <w:b/>
-                <w:bCs/>
-              </w:rPr>
-            </w:pPr>
-          </w:p>
-        </w:tc>
-        <w:tc>
-          <w:tcPr>
-            <w:tcW w:w="902" w:type="dxa"/>
-          </w:tcPr>
-          <w:p>
-            <w:pPr>
-              <w:jc w:val="center"/>
-              <w:rPr>
-                <w:b/>
-                <w:bCs/>
-              </w:rPr>
-            </w:pPr>
-            <w:r>
-              <w:rPr>
-                <w:b/>
-                <w:bCs/>
-              </w:rPr>
+                <w:color w:val="auto"/>
+                <w:lang w:val="en-US" w:bidi="ar-AE"/>
+              </w:rPr>
+            </w:pPr>
+            <w:r>
+              <w:rPr>
+                <w:b/>
+                <w:bCs/>
+                <w:color w:val="5B9BD5" w:themeColor="accent5"/>
+                <w:lang w:val="en-US"/>
+              </w:rPr>
+              <w:lastRenderedPageBreak/>
+              <w:t>**</w:t>
+            </w:r>
+            <w:r>
+              <w:rPr>
+                <w:b/>
+                <w:bCs/>
+                <w:lang w:val="en-US"/>
+              </w:rPr>
+              <w:t xml:space="preserve"> </w:t>
+            </w:r>
+            <w:r>
+              <w:rPr>
+                <w:b/>
+                <w:bCs/>
+                <w:color w:val="auto"/>
+                <w:lang w:val="en-US" w:bidi="ar-AE"/>
+              </w:rPr>
+              <w:t>if it is possible to get another esp we can send a message to the esp, if it's possible to get GSM</w:t>
+            </w:r>
+          </w:p>
+        </w:tc>
+        <w:tc>
+          <w:tcPr>
+            <w:tcW w:w="1597" w:type="dxa"/>
+          </w:tcPr>
+          <w:p>
+            <w:r>
+              <w:rPr>
+                <w:b/>
+                <w:bCs/>
+              </w:rPr>
+              <w:lastRenderedPageBreak/>
               <w:t>User</w:t>
             </w:r>
           </w:p>
-          <w:p/>
-        </w:tc>
-        <w:tc>
-          <w:tcPr>
-            <w:tcW w:w="3209" w:type="dxa"/>
-          </w:tcPr>
-          <w:p>
-            <w:pPr>
-              <w:jc w:val="center"/>
-              <w:rPr>
-                <w:b/>
-                <w:bCs/>
-              </w:rPr>
-            </w:pPr>
-            <w:r>
-              <w:rPr>
-                <w:b/>
-                <w:bCs/>
-              </w:rPr>
-              <w:t>Provide visual/audible confirmation when triggered</w:t>
-            </w:r>
-          </w:p>
-        </w:tc>
-        <w:tc>
-          <w:tcPr>
-            <w:tcW w:w="2358" w:type="dxa"/>
-          </w:tcPr>
-          <w:p>
-            <w:pPr>
-              <w:jc w:val="center"/>
-              <w:rPr>
-                <w:b/>
-                <w:bCs/>
-              </w:rPr>
-            </w:pPr>
-            <w:r>
-              <w:rPr>
-                <w:b/>
-                <w:bCs/>
-              </w:rPr>
-              <w:t>User can k</w:t>
-            </w:r>
-            <w:r>
-              <w:rPr>
-                <w:b/>
-                <w:bCs/>
-              </w:rPr>
-              <w:t>now system detected distress</w:t>
-            </w:r>
-          </w:p>
-        </w:tc>
-      </w:tr>
-      <w:tr>
-        <w:tc>
-          <w:tcPr>
-            <w:tcW w:w="441" w:type="dxa"/>
-          </w:tcPr>
-          <w:p>
-            <w:pPr>
-              <w:jc w:val="center"/>
-              <w:rPr>
-                <w:b/>
-                <w:bCs/>
-                <w:u w:val="single"/>
-              </w:rPr>
-            </w:pPr>
-            <w:r>
-              <w:rPr>
-                <w:b/>
-                <w:bCs/>
-                <w:u w:val="single"/>
-              </w:rPr>
-              <w:t>11</w:t>
-            </w:r>
-          </w:p>
-        </w:tc>
-        <w:tc>
-          <w:tcPr>
-            <w:tcW w:w="2106" w:type="dxa"/>
-          </w:tcPr>
-          <w:p>
-            <w:pPr>
-              <w:jc w:val="center"/>
-              <w:rPr>
-                <w:b/>
-                <w:bCs/>
-                <w:lang w:val="en-US"/>
-              </w:rPr>
-            </w:pPr>
-            <w:r>
-              <w:rPr>
-                <w:b/>
-                <w:bCs/>
-                <w:lang w:val="en-US"/>
-              </w:rPr>
-              <w:t>Battery Status</w:t>
-            </w:r>
-          </w:p>
-          <w:p>
-            <w:pPr>
-              <w:jc w:val="center"/>
-              <w:rPr>
-                <w:b/>
-                <w:bCs/>
-                <w:lang w:val="en-US"/>
-              </w:rPr>
-            </w:pPr>
-            <w:r>
-              <w:rPr>
-                <w:b/>
-                <w:bCs/>
-                <w:lang w:val="en-US"/>
-              </w:rPr>
-              <w:t>Monitoring</w:t>
-            </w:r>
-          </w:p>
-          <w:p>
-            <w:pPr>
-              <w:jc w:val="center"/>
-              <w:rPr>
-                <w:b/>
-                <w:bCs/>
-              </w:rPr>
-            </w:pPr>
-          </w:p>
-        </w:tc>
-        <w:tc>
-          <w:tcPr>
-            <w:tcW w:w="902" w:type="dxa"/>
-          </w:tcPr>
-          <w:p>
-            <w:pPr>
-              <w:jc w:val="center"/>
-              <w:rPr>
-                <w:b/>
-                <w:bCs/>
-              </w:rPr>
-            </w:pPr>
-            <w:r>
-              <w:rPr>
-                <w:b/>
-                <w:bCs/>
-              </w:rPr>
-              <w:t>User</w:t>
-            </w:r>
-          </w:p>
-          <w:p/>
-        </w:tc>
-        <w:tc>
-          <w:tcPr>
-            <w:tcW w:w="3209" w:type="dxa"/>
-          </w:tcPr>
-          <w:p>
-            <w:pPr>
-              <w:jc w:val="center"/>
-              <w:rPr>
-                <w:b/>
-                <w:bCs/>
-              </w:rPr>
-            </w:pPr>
-            <w:r>
-              <w:rPr>
-                <w:b/>
-                <w:bCs/>
-              </w:rPr>
-              <w:t>Know</w:t>
-            </w:r>
-            <w:r>
-              <w:rPr>
-                <w:b/>
-                <w:bCs/>
-              </w:rPr>
-              <w:t xml:space="preserve"> current battery level</w:t>
-            </w:r>
-          </w:p>
-        </w:tc>
-        <w:tc>
-          <w:tcPr>
-            <w:tcW w:w="2358" w:type="dxa"/>
-          </w:tcPr>
-          <w:p>
-            <w:pPr>
-              <w:jc w:val="center"/>
-              <w:rPr>
-                <w:b/>
-                <w:bCs/>
-              </w:rPr>
-            </w:pPr>
-            <w:r>
-              <w:rPr>
-                <w:b/>
-                <w:bCs/>
-              </w:rPr>
-              <w:t>User can k</w:t>
-            </w:r>
-            <w:r>
-              <w:rPr>
-                <w:b/>
-                <w:bCs/>
-              </w:rPr>
-              <w:t>now when device needs charging</w:t>
-            </w:r>
-          </w:p>
-        </w:tc>
-      </w:tr>
-      <w:tr>
-        <w:tc>
-          <w:tcPr>
-            <w:tcW w:w="441" w:type="dxa"/>
-          </w:tcPr>
-          <w:p>
-            <w:pPr>
-              <w:jc w:val="center"/>
-              <w:rPr>
-                <w:b/>
-                <w:bCs/>
-                <w:u w:val="single"/>
-              </w:rPr>
-            </w:pPr>
-            <w:r>
-              <w:rPr>
-                <w:b/>
-                <w:bCs/>
-                <w:u w:val="single"/>
-              </w:rPr>
-              <w:t>12</w:t>
-            </w:r>
-          </w:p>
-        </w:tc>
-        <w:tc>
-          <w:tcPr>
-            <w:tcW w:w="2106" w:type="dxa"/>
-          </w:tcPr>
-          <w:p>
-            <w:pPr>
-              <w:jc w:val="center"/>
-              <w:rPr>
-                <w:b/>
-                <w:bCs/>
-                <w:lang w:val="en-US"/>
-              </w:rPr>
-            </w:pPr>
-            <w:r>
-              <w:rPr>
-                <w:b/>
-                <w:bCs/>
-                <w:lang w:val="en-US"/>
-              </w:rPr>
-              <w:t>Caregiver</w:t>
-            </w:r>
-          </w:p>
-          <w:p>
-            <w:pPr>
-              <w:jc w:val="center"/>
-              <w:rPr>
-                <w:b/>
-                <w:bCs/>
-                <w:lang w:val="en-US"/>
-              </w:rPr>
-            </w:pPr>
-            <w:r>
-              <w:rPr>
-                <w:b/>
-                <w:bCs/>
-                <w:lang w:val="en-US"/>
-              </w:rPr>
-              <w:t>Feedback</w:t>
-            </w:r>
-          </w:p>
-          <w:p>
-            <w:pPr>
-              <w:jc w:val="center"/>
-              <w:rPr>
-                <w:b/>
-                <w:bCs/>
-              </w:rPr>
-            </w:pPr>
-          </w:p>
-        </w:tc>
-        <w:tc>
-          <w:tcPr>
-            <w:tcW w:w="902" w:type="dxa"/>
-          </w:tcPr>
-          <w:p>
-            <w:pPr>
-              <w:jc w:val="center"/>
-              <w:rPr>
-                <w:b/>
-                <w:bCs/>
-              </w:rPr>
-            </w:pPr>
-            <w:r>
-              <w:rPr>
-                <w:b/>
-                <w:bCs/>
-              </w:rPr>
-              <w:t>Caregiver</w:t>
-            </w:r>
-          </w:p>
-        </w:tc>
-        <w:tc>
-          <w:tcPr>
-            <w:tcW w:w="3209" w:type="dxa"/>
-          </w:tcPr>
-          <w:p>
-            <w:pPr>
-              <w:jc w:val="center"/>
-              <w:rPr>
-                <w:b/>
-                <w:bCs/>
-              </w:rPr>
-            </w:pPr>
-            <w:r>
-              <w:rPr>
-                <w:b/>
-                <w:bCs/>
-              </w:rPr>
-              <w:t>Give feedback after an alert</w:t>
-            </w:r>
-          </w:p>
-        </w:tc>
-        <w:tc>
-          <w:tcPr>
-            <w:tcW w:w="2358" w:type="dxa"/>
-          </w:tcPr>
-          <w:p>
-            <w:pPr>
-              <w:jc w:val="center"/>
-              <w:rPr>
-                <w:b/>
-                <w:bCs/>
-              </w:rPr>
-            </w:pPr>
-            <w:r>
-              <w:rPr>
-                <w:b/>
-                <w:bCs/>
-              </w:rPr>
-              <w:t>System improves over time</w:t>
-            </w:r>
-          </w:p>
-        </w:tc>
-      </w:tr>
-      <w:tr>
-        <w:tc>
-          <w:tcPr>
-            <w:tcW w:w="441" w:type="dxa"/>
-          </w:tcPr>
-          <w:p>
-            <w:pPr>
-              <w:jc w:val="center"/>
-              <w:rPr>
-                <w:b/>
-                <w:bCs/>
-                <w:u w:val="single"/>
-              </w:rPr>
-            </w:pPr>
-            <w:r>
-              <w:rPr>
-                <w:b/>
-                <w:bCs/>
-                <w:u w:val="single"/>
-              </w:rPr>
-              <w:t>13</w:t>
-            </w:r>
-          </w:p>
-        </w:tc>
-        <w:tc>
-          <w:tcPr>
-            <w:tcW w:w="2106" w:type="dxa"/>
-          </w:tcPr>
-          <w:p>
-            <w:pPr>
-              <w:jc w:val="center"/>
-              <w:rPr>
-                <w:b/>
-                <w:bCs/>
-                <w:lang w:val="en-US"/>
-              </w:rPr>
-            </w:pPr>
-            <w:r>
-              <w:rPr>
-                <w:b/>
-                <w:bCs/>
-                <w:lang w:val="en-US"/>
-              </w:rPr>
-              <w:t>False Alarm</w:t>
-            </w:r>
-          </w:p>
-          <w:p>
-            <w:pPr>
-              <w:jc w:val="center"/>
-              <w:rPr>
-                <w:b/>
-                <w:bCs/>
-                <w:lang w:val="en-US"/>
-              </w:rPr>
-            </w:pPr>
-            <w:r>
-              <w:rPr>
-                <w:b/>
-                <w:bCs/>
-                <w:lang w:val="en-US"/>
-              </w:rPr>
-              <w:t>Reporting</w:t>
-            </w:r>
-          </w:p>
-          <w:p>
-            <w:pPr>
-              <w:jc w:val="center"/>
-              <w:rPr>
-                <w:b/>
-                <w:bCs/>
-              </w:rPr>
-            </w:pPr>
-          </w:p>
-        </w:tc>
-        <w:tc>
-          <w:tcPr>
-            <w:tcW w:w="902" w:type="dxa"/>
-          </w:tcPr>
-          <w:p>
-            <w:pPr>
-              <w:jc w:val="center"/>
-              <w:rPr>
-                <w:b/>
-                <w:bCs/>
-              </w:rPr>
-            </w:pPr>
-            <w:r>
-              <w:rPr>
-                <w:b/>
-                <w:bCs/>
-              </w:rPr>
-              <w:t>User / Caregiver</w:t>
-            </w:r>
-          </w:p>
-        </w:tc>
-        <w:tc>
-          <w:tcPr>
-            <w:tcW w:w="3209" w:type="dxa"/>
-          </w:tcPr>
-          <w:p>
-            <w:pPr>
-              <w:jc w:val="center"/>
-              <w:rPr>
-                <w:b/>
-                <w:bCs/>
-              </w:rPr>
-            </w:pPr>
-            <w:r>
-              <w:rPr>
-                <w:b/>
-                <w:bCs/>
-              </w:rPr>
-              <w:t>Report false alarm</w:t>
-            </w:r>
-            <w:r>
-              <w:rPr>
-                <w:b/>
-                <w:bCs/>
-              </w:rPr>
-              <w:t>s</w:t>
-            </w:r>
-          </w:p>
-        </w:tc>
-        <w:tc>
-          <w:tcPr>
-            <w:tcW w:w="2358" w:type="dxa"/>
-          </w:tcPr>
-          <w:p>
-            <w:pPr>
-              <w:jc w:val="center"/>
-              <w:rPr>
-                <w:b/>
-                <w:bCs/>
-              </w:rPr>
-            </w:pPr>
-            <w:r>
-              <w:rPr>
-                <w:b/>
-                <w:bCs/>
-              </w:rPr>
-              <w:t>We could r</w:t>
-            </w:r>
-            <w:r>
-              <w:rPr>
-                <w:b/>
-                <w:bCs/>
-              </w:rPr>
-              <w:t>educe incorrect triggers in the future</w:t>
-            </w:r>
-          </w:p>
-        </w:tc>
-      </w:tr>
-      <w:tr>
-        <w:tc>
-          <w:tcPr>
-            <w:tcW w:w="441" w:type="dxa"/>
-          </w:tcPr>
-          <w:p>
-            <w:pPr>
-              <w:jc w:val="center"/>
-              <w:rPr>
-                <w:b/>
-                <w:bCs/>
-                <w:u w:val="single"/>
-              </w:rPr>
-            </w:pPr>
-            <w:r>
-              <w:rPr>
-                <w:b/>
-                <w:bCs/>
-                <w:u w:val="single"/>
-              </w:rPr>
-              <w:t>14</w:t>
-            </w:r>
-          </w:p>
-        </w:tc>
-        <w:tc>
-          <w:tcPr>
-            <w:tcW w:w="2106" w:type="dxa"/>
-          </w:tcPr>
-          <w:p>
-            <w:pPr>
-              <w:jc w:val="center"/>
-              <w:rPr>
-                <w:b/>
-                <w:bCs/>
-                <w:lang w:val="en-US"/>
-              </w:rPr>
-            </w:pPr>
-            <w:r>
-              <w:rPr>
-                <w:b/>
-                <w:bCs/>
-                <w:lang w:val="en-US"/>
-              </w:rPr>
-              <w:t>Emergency</w:t>
-            </w:r>
-          </w:p>
-          <w:p>
-            <w:pPr>
-              <w:jc w:val="center"/>
-              <w:rPr>
-                <w:b/>
-                <w:bCs/>
-                <w:lang w:val="en-US"/>
-              </w:rPr>
-            </w:pPr>
-            <w:r>
-              <w:rPr>
-                <w:b/>
-                <w:bCs/>
-                <w:lang w:val="en-US"/>
-              </w:rPr>
-              <w:t>Response Review</w:t>
-            </w:r>
-          </w:p>
-          <w:p>
-            <w:pPr>
-              <w:jc w:val="center"/>
-              <w:rPr>
-                <w:b/>
-                <w:bCs/>
-              </w:rPr>
-            </w:pPr>
-          </w:p>
-        </w:tc>
-        <w:tc>
-          <w:tcPr>
-            <w:tcW w:w="902" w:type="dxa"/>
-          </w:tcPr>
-          <w:p>
-            <w:pPr>
-              <w:jc w:val="center"/>
-              <w:rPr>
-                <w:b/>
-                <w:bCs/>
-              </w:rPr>
-            </w:pPr>
-            <w:r>
-              <w:rPr>
-                <w:b/>
-                <w:bCs/>
-              </w:rPr>
-              <w:lastRenderedPageBreak/>
-              <w:t>Admin / Caregiver</w:t>
-            </w:r>
-          </w:p>
-        </w:tc>
-        <w:tc>
-          <w:tcPr>
-            <w:tcW w:w="3209" w:type="dxa"/>
-          </w:tcPr>
-          <w:p>
-            <w:pPr>
-              <w:jc w:val="center"/>
-              <w:rPr>
-                <w:b/>
-                <w:bCs/>
-              </w:rPr>
-            </w:pPr>
-            <w:r>
-              <w:rPr>
-                <w:b/>
-                <w:bCs/>
-              </w:rPr>
-              <w:t>Review past alerts and responses</w:t>
-            </w:r>
-          </w:p>
-        </w:tc>
-        <w:tc>
-          <w:tcPr>
-            <w:tcW w:w="2358" w:type="dxa"/>
-          </w:tcPr>
-          <w:p>
-            <w:pPr>
-              <w:jc w:val="center"/>
-              <w:rPr>
-                <w:b/>
-                <w:bCs/>
-                <w:lang w:val="en-US"/>
-              </w:rPr>
-            </w:pPr>
-            <w:r>
-              <w:rPr>
-                <w:b/>
-                <w:bCs/>
-              </w:rPr>
-              <w:t>Improve emergency handling</w:t>
-            </w:r>
-          </w:p>
-        </w:tc>
-      </w:tr>
-      <w:tr>
-        <w:tc>
-          <w:tcPr>
-            <w:tcW w:w="441" w:type="dxa"/>
-          </w:tcPr>
-          <w:p>
-            <w:pPr>
-              <w:jc w:val="center"/>
-              <w:rPr>
-                <w:b/>
-                <w:bCs/>
-                <w:u w:val="single"/>
-              </w:rPr>
-            </w:pPr>
-            <w:r>
-              <w:rPr>
-                <w:b/>
-                <w:bCs/>
-                <w:u w:val="single"/>
-              </w:rPr>
-              <w:t>15</w:t>
-            </w:r>
-          </w:p>
-        </w:tc>
-        <w:tc>
-          <w:tcPr>
-            <w:tcW w:w="2106" w:type="dxa"/>
-          </w:tcPr>
-          <w:p>
-            <w:pPr>
-              <w:jc w:val="center"/>
-              <w:rPr>
-                <w:b/>
-                <w:bCs/>
-                <w:lang w:val="en-US"/>
-              </w:rPr>
-            </w:pPr>
-            <w:r>
-              <w:rPr>
-                <w:b/>
-                <w:bCs/>
-                <w:lang w:val="en-US"/>
-              </w:rPr>
-              <w:t>Multiple Wake</w:t>
-            </w:r>
-          </w:p>
-          <w:p>
-            <w:pPr>
-              <w:jc w:val="center"/>
-              <w:rPr>
-                <w:b/>
-                <w:bCs/>
-                <w:lang w:val="en-US"/>
-              </w:rPr>
-            </w:pPr>
-            <w:r>
-              <w:rPr>
-                <w:b/>
-                <w:bCs/>
-                <w:lang w:val="en-US"/>
-              </w:rPr>
-              <w:t>Words</w:t>
-            </w:r>
-          </w:p>
-          <w:p>
-            <w:pPr>
-              <w:jc w:val="center"/>
-              <w:rPr>
-                <w:b/>
-                <w:bCs/>
-              </w:rPr>
-            </w:pPr>
-          </w:p>
-        </w:tc>
-        <w:tc>
-          <w:tcPr>
-            <w:tcW w:w="902" w:type="dxa"/>
-          </w:tcPr>
-          <w:p>
-            <w:pPr>
-              <w:jc w:val="center"/>
-              <w:rPr>
-                <w:b/>
-                <w:bCs/>
-              </w:rPr>
-            </w:pPr>
-            <w:r>
-              <w:rPr>
-                <w:b/>
-                <w:bCs/>
-              </w:rPr>
-              <w:t>User</w:t>
-            </w:r>
-          </w:p>
-        </w:tc>
-        <w:tc>
-          <w:tcPr>
-            <w:tcW w:w="3209" w:type="dxa"/>
-          </w:tcPr>
-          <w:p>
-            <w:pPr>
-              <w:jc w:val="center"/>
-              <w:rPr>
-                <w:b/>
-                <w:bCs/>
-              </w:rPr>
-            </w:pPr>
-            <w:r>
-              <w:rPr>
-                <w:b/>
-                <w:bCs/>
-              </w:rPr>
-              <w:t>Set multiple wake words</w:t>
-            </w:r>
-          </w:p>
-          <w:p>
-            <w:pPr>
-              <w:jc w:val="center"/>
-            </w:pPr>
-          </w:p>
-        </w:tc>
-        <w:tc>
-          <w:tcPr>
-            <w:tcW w:w="2358" w:type="dxa"/>
-          </w:tcPr>
-          <w:p>
-            <w:pPr>
-              <w:jc w:val="center"/>
-              <w:rPr>
-                <w:b/>
-                <w:bCs/>
-              </w:rPr>
-            </w:pPr>
-            <w:r>
-              <w:rPr>
-                <w:b/>
-                <w:bCs/>
-              </w:rPr>
-              <w:t>Choose preferred words for different situations</w:t>
+        </w:tc>
+        <w:tc>
+          <w:tcPr>
+            <w:tcW w:w="2821" w:type="dxa"/>
+          </w:tcPr>
+          <w:p>
+            <w:pPr>
+              <w:jc w:val="center"/>
+              <w:rPr>
+                <w:b/>
+                <w:bCs/>
+              </w:rPr>
+            </w:pPr>
+            <w:r>
+              <w:rPr>
+                <w:b/>
+                <w:bCs/>
+              </w:rPr>
+              <w:t xml:space="preserve"> configure trusted contacts via app</w:t>
+            </w:r>
+          </w:p>
+        </w:tc>
+        <w:tc>
+          <w:tcPr>
+            <w:tcW w:w="2139" w:type="dxa"/>
+          </w:tcPr>
+          <w:p>
+            <w:pPr>
+              <w:jc w:val="center"/>
+              <w:rPr>
+                <w:b/>
+                <w:bCs/>
+              </w:rPr>
+            </w:pPr>
+            <w:r>
+              <w:rPr>
+                <w:b/>
+                <w:bCs/>
+              </w:rPr>
+              <w:t>Alerts go to the right people</w:t>
             </w:r>
           </w:p>
         </w:tc>
@@ -3485,47 +2456,7 @@
                 <w:szCs w:val="18"/>
                 <w:lang w:val="en-US"/>
               </w:rPr>
-              <w:t xml:space="preserve">Distance </w:t>
-            </w:r>
-            <w:proofErr w:type="gramStart"/>
-            <w:r>
-              <w:rPr>
-                <w:rFonts w:asciiTheme="minorHAnsi" w:eastAsia="Times New Roman" w:hAnsiTheme="minorHAnsi" w:cstheme="minorBidi"/>
-                <w:sz w:val="18"/>
-                <w:szCs w:val="18"/>
-                <w:lang w:val="en-US"/>
-              </w:rPr>
-              <w:t>sensor</w:t>
-            </w:r>
-            <w:proofErr w:type="gramEnd"/>
-            <w:r>
-              <w:rPr>
-                <w:rFonts w:asciiTheme="minorHAnsi" w:eastAsia="Times New Roman" w:hAnsiTheme="minorHAnsi" w:cstheme="minorBidi"/>
-                <w:sz w:val="18"/>
-                <w:szCs w:val="18"/>
-                <w:lang w:val="en-US"/>
-              </w:rPr>
-              <w:t xml:space="preserve"> such as ultrasonic </w:t>
-            </w:r>
-            <w:proofErr w:type="gramStart"/>
-            <w:r>
-              <w:rPr>
-                <w:rFonts w:asciiTheme="minorHAnsi" w:eastAsia="Times New Roman" w:hAnsiTheme="minorHAnsi" w:cstheme="minorBidi"/>
-                <w:sz w:val="18"/>
-                <w:szCs w:val="18"/>
-                <w:lang w:val="en-US"/>
-              </w:rPr>
-              <w:t>sensor</w:t>
-            </w:r>
-            <w:proofErr w:type="gramEnd"/>
-            <w:r>
-              <w:rPr>
-                <w:rFonts w:asciiTheme="minorHAnsi" w:eastAsia="Times New Roman" w:hAnsiTheme="minorHAnsi" w:cstheme="minorBidi"/>
-                <w:sz w:val="18"/>
-                <w:szCs w:val="18"/>
-                <w:lang w:val="en-US"/>
-              </w:rPr>
-              <w:t xml:space="preserve"> or TOF sensor</w:t>
+              <w:t>Distance sensor such as ultrasonic sensor or TOF sensor</w:t>
             </w:r>
           </w:p>
         </w:tc>
@@ -3611,23 +2542,7 @@
               <w:jc w:val="center"/>
             </w:pPr>
             <w:r>
-              <w:t xml:space="preserve">Microphone module (I2S / </w:t>
-            </w:r>
-            <w:proofErr w:type="spellStart"/>
-            <w:proofErr w:type="gramStart"/>
-            <w:r>
-              <w:t>analog</w:t>
-            </w:r>
-            <w:proofErr w:type="spellEnd"/>
-            <w:r>
-              <w:t>)</w:t>
-            </w:r>
-            <w:r>
-              <w:t>(</w:t>
-            </w:r>
-            <w:proofErr w:type="gramEnd"/>
-            <w:r>
-              <w:t>and/or sensors for measuring pulse)</w:t>
+              <w:t>Microphone module (I2S / analog)(and/or sensors for measuring pulse)</w:t>
             </w:r>
           </w:p>
           <w:p>
@@ -3967,10 +2882,7 @@
                     </w:rPr>
                   </w:pPr>
                   <w:r>
-                    <w:t>LED indicator</w:t>
-                  </w:r>
-                  <w:r>
-                    <w:t xml:space="preserve"> and / or speakers </w:t>
+                    <w:t xml:space="preserve">LED indicator and / or speakers </w:t>
                   </w:r>
                 </w:p>
               </w:tc>
@@ -3997,19 +2909,7 @@
               <w:jc w:val="center"/>
             </w:pPr>
             <w:r>
-              <w:t>Visual</w:t>
-            </w:r>
-            <w:r>
-              <w:t>/audible</w:t>
-            </w:r>
-            <w:r>
-              <w:t xml:space="preserve"> feedback </w:t>
-            </w:r>
-            <w:r>
-              <w:t xml:space="preserve">/ alerts </w:t>
-            </w:r>
-            <w:r>
-              <w:t>for system state or activation</w:t>
+              <w:t>Visual/audible feedback / alerts for system state or activation</w:t>
             </w:r>
           </w:p>
           <w:p>
@@ -4067,21 +2967,8 @@
           <w:u w:val="single"/>
           <w:lang w:val="en-US"/>
         </w:rPr>
-        <w:t xml:space="preserve">Important </w:t>
+        <w:t>Important Notes :</w:t>
       </w:r>
-      <w:proofErr w:type="gramStart"/>
-      <w:r>
-        <w:rPr>
-          <w:b/>
-          <w:bCs/>
-          <w:sz w:val="24"/>
-          <w:szCs w:val="24"/>
-          <w:u w:val="single"/>
-          <w:lang w:val="en-US"/>
-        </w:rPr>
-        <w:t>Notes :</w:t>
-      </w:r>
-      <w:proofErr w:type="gramEnd"/>
       <w:r>
         <w:rPr>
           <w:sz w:val="24"/>
@@ -4108,21 +2995,7 @@
         <w:rPr>
           <w:lang w:val="en-US"/>
         </w:rPr>
-        <w:t xml:space="preserve"> – A person with disabilities who uses the </w:t>
-      </w:r>
-      <w:proofErr w:type="spellStart"/>
-      <w:r>
-        <w:rPr>
-          <w:lang w:val="en-US"/>
-        </w:rPr>
-        <w:t>HearMe</w:t>
-      </w:r>
-      <w:proofErr w:type="spellEnd"/>
-      <w:r>
-        <w:rPr>
-          <w:lang w:val="en-US"/>
-        </w:rPr>
-        <w:t xml:space="preserve"> device to call for help or interact with the system.</w:t>
+        <w:t xml:space="preserve"> – A person with disabilities who uses the HearMe device to call for help or interact with the system.</w:t>
       </w:r>
     </w:p>
     <w:p>
@@ -4181,15 +3054,7 @@
         <w:t>App</w:t>
       </w:r>
       <w:r>
-        <w:t xml:space="preserve"> – A mobile application connected to the </w:t>
-      </w:r>
-      <w:proofErr w:type="spellStart"/>
-      <w:r>
-        <w:t>HearMe</w:t>
-      </w:r>
-      <w:proofErr w:type="spellEnd"/>
-      <w:r>
-        <w:t xml:space="preserve"> device that allows users to configure contacts, adjust settings, and manage alerts, making the system personalized and accessible for both users and caregivers.</w:t>
+        <w:t xml:space="preserve"> – A mobile application connected to the HearMe device that allows users to configure contacts, adjust settings, and manage alerts, making the system personalized and accessible for both users and caregivers.</w:t>
       </w:r>
     </w:p>
     <w:p>
@@ -4217,7 +3082,7 @@
         <w:rFonts w:asciiTheme="minorHAnsi" w:eastAsiaTheme="minorHAnsi" w:hAnsiTheme="minorHAnsi" w:cstheme="minorBidi"/>
         <w:sz w:val="22"/>
         <w:szCs w:val="22"/>
-        <w:lang w:val="en-IL" w:eastAsia="en-US" w:bidi="he-IL"/>
+        <w:lang w:eastAsia="en-US" w:bidi="he-IL"/>
       </w:rPr>
     </w:rPrDefault>
     <w:pPrDefault>
@@ -4614,12 +3479,13 @@
     <w:rPr>
       <w:rFonts w:ascii="Calibri" w:eastAsia="Calibri" w:hAnsi="Calibri" w:cs="Calibri"/>
       <w:color w:val="000000"/>
-      <w:lang w:eastAsia="en-IL"/>
+      <w:lang/>
     </w:rPr>
   </w:style>
   <w:style w:type="character" w:default="1" w:styleId="a0">
     <w:name w:val="Default Paragraph Font"/>
     <w:uiPriority w:val="1"/>
+    <w:semiHidden/>
     <w:unhideWhenUsed/>
   </w:style>
   <w:style w:type="table" w:default="1" w:styleId="a1">
@@ -4651,7 +3517,7 @@
     </w:pPr>
     <w:rPr>
       <w:rFonts w:eastAsiaTheme="minorEastAsia"/>
-      <w:lang w:eastAsia="en-IL"/>
+      <w:lang/>
     </w:rPr>
     <w:tblPr>
       <w:tblCellMar>
